--- a/documents-src/reports/cpcf-2026-2027-grants-calendar.docx
+++ b/documents-src/reports/cpcf-2026-2027-grants-calendar.docx
@@ -1308,7 +1308,7 @@
         <w:rPr>
           <w:i w:val="0"/>
         </w:rPr>
-        <w:t>Program details and guidelines: https://example.github.io/cinder-peaks-community-foundation/grants/</w:t>
+        <w:t>Program details and guidelines: https://hufsa-stack.github.io/cinder-peaks-community-foundation/grants/</w:t>
       </w:r>
     </w:p>
     <w:sectPr>

--- a/documents-src/reports/cpcf-2026-2027-grants-calendar.docx
+++ b/documents-src/reports/cpcf-2026-2027-grants-calendar.docx
@@ -31,7 +31,7 @@
           <w:color w:val="5F6B6E"/>
           <w:sz w:val="22"/>
         </w:rPr>
-        <w:t>Deadlines are 5:00 p.m. Mountain Standard Time (Arizona time) unless noted.</w:t>
+        <w:t>Deadlines are 6:00 p.m. Mountain Standard Time (Arizona time) unless noted.</w:t>
       </w:r>
     </w:p>
     <w:tbl>

--- a/documents-src/reports/cpcf-2026-2027-grants-calendar.docx
+++ b/documents-src/reports/cpcf-2026-2027-grants-calendar.docx
@@ -971,59 +971,6 @@
               <w:rPr>
                 <w:sz w:val="18"/>
               </w:rPr>
-              <w:t>Monday, February 1, 2027</w:t>
-            </w:r>
-          </w:p>
-        </w:tc>
-        <w:tc>
-          <w:tcPr>
-            <w:tcW w:type="dxa" w:w="4176"/>
-          </w:tcPr>
-          <w:p>
-            <w:pPr>
-              <w:spacing w:after="40"/>
-            </w:pPr>
-            <w:r/>
-            <w:r>
-              <w:rPr>
-                <w:sz w:val="18"/>
-              </w:rPr>
-              <w:t>Community Impact Grants: Spring Cycle</w:t>
-            </w:r>
-          </w:p>
-        </w:tc>
-        <w:tc>
-          <w:tcPr>
-            <w:tcW w:type="dxa" w:w="2592"/>
-          </w:tcPr>
-          <w:p>
-            <w:pPr>
-              <w:spacing w:after="40"/>
-            </w:pPr>
-            <w:r/>
-            <w:r>
-              <w:rPr>
-                <w:sz w:val="18"/>
-              </w:rPr>
-              <w:t>Application period opens</w:t>
-            </w:r>
-          </w:p>
-        </w:tc>
-      </w:tr>
-      <w:tr>
-        <w:tc>
-          <w:tcPr>
-            <w:tcW w:type="dxa" w:w="3024"/>
-          </w:tcPr>
-          <w:p>
-            <w:pPr>
-              <w:spacing w:after="40"/>
-            </w:pPr>
-            <w:r/>
-            <w:r>
-              <w:rPr>
-                <w:sz w:val="18"/>
-              </w:rPr>
               <w:t>Friday, February 5, 2027</w:t>
             </w:r>
           </w:p>
@@ -1059,6 +1006,59 @@
                 <w:sz w:val="18"/>
               </w:rPr>
               <w:t>Full application deadline</w:t>
+            </w:r>
+          </w:p>
+        </w:tc>
+      </w:tr>
+      <w:tr>
+        <w:tc>
+          <w:tcPr>
+            <w:tcW w:type="dxa" w:w="3024"/>
+          </w:tcPr>
+          <w:p>
+            <w:pPr>
+              <w:spacing w:after="40"/>
+            </w:pPr>
+            <w:r/>
+            <w:r>
+              <w:rPr>
+                <w:sz w:val="18"/>
+              </w:rPr>
+              <w:t>Monday, February 15, 2027</w:t>
+            </w:r>
+          </w:p>
+        </w:tc>
+        <w:tc>
+          <w:tcPr>
+            <w:tcW w:type="dxa" w:w="4176"/>
+          </w:tcPr>
+          <w:p>
+            <w:pPr>
+              <w:spacing w:after="40"/>
+            </w:pPr>
+            <w:r/>
+            <w:r>
+              <w:rPr>
+                <w:sz w:val="18"/>
+              </w:rPr>
+              <w:t>Community Impact Grants: Spring Cycle</w:t>
+            </w:r>
+          </w:p>
+        </w:tc>
+        <w:tc>
+          <w:tcPr>
+            <w:tcW w:type="dxa" w:w="2592"/>
+          </w:tcPr>
+          <w:p>
+            <w:pPr>
+              <w:spacing w:after="40"/>
+            </w:pPr>
+            <w:r/>
+            <w:r>
+              <w:rPr>
+                <w:sz w:val="18"/>
+              </w:rPr>
+              <w:t>Application period opens</w:t>
             </w:r>
           </w:p>
         </w:tc>

--- a/documents-src/reports/cpcf-2026-2027-grants-calendar.docx
+++ b/documents-src/reports/cpcf-2026-2027-grants-calendar.docx
@@ -494,6 +494,59 @@
               <w:rPr>
                 <w:sz w:val="18"/>
               </w:rPr>
+              <w:t>Monday, November 30, 2026</w:t>
+            </w:r>
+          </w:p>
+        </w:tc>
+        <w:tc>
+          <w:tcPr>
+            <w:tcW w:type="dxa" w:w="4176"/>
+          </w:tcPr>
+          <w:p>
+            <w:pPr>
+              <w:spacing w:after="40"/>
+            </w:pPr>
+            <w:r/>
+            <w:r>
+              <w:rPr>
+                <w:sz w:val="18"/>
+              </w:rPr>
+              <w:t>Shared Giving Catalog</w:t>
+            </w:r>
+          </w:p>
+        </w:tc>
+        <w:tc>
+          <w:tcPr>
+            <w:tcW w:type="dxa" w:w="2592"/>
+          </w:tcPr>
+          <w:p>
+            <w:pPr>
+              <w:spacing w:after="40"/>
+            </w:pPr>
+            <w:r/>
+            <w:r>
+              <w:rPr>
+                <w:sz w:val="18"/>
+              </w:rPr>
+              <w:t>Registration deadline</w:t>
+            </w:r>
+          </w:p>
+        </w:tc>
+      </w:tr>
+      <w:tr>
+        <w:tc>
+          <w:tcPr>
+            <w:tcW w:type="dxa" w:w="3024"/>
+          </w:tcPr>
+          <w:p>
+            <w:pPr>
+              <w:spacing w:after="40"/>
+            </w:pPr>
+            <w:r/>
+            <w:r>
+              <w:rPr>
+                <w:sz w:val="18"/>
+              </w:rPr>
               <w:t>Tuesday, December 1, 2026</w:t>
             </w:r>
           </w:p>
@@ -687,7 +740,7 @@
               <w:rPr>
                 <w:sz w:val="18"/>
               </w:rPr>
-              <w:t>Application deadline</w:t>
+              <w:t>Profile submission deadline</w:t>
             </w:r>
           </w:p>
         </w:tc>

--- a/documents-src/reports/cpcf-2026-2027-grants-calendar.docx
+++ b/documents-src/reports/cpcf-2026-2027-grants-calendar.docx
@@ -564,59 +564,6 @@
               <w:rPr>
                 <w:sz w:val="18"/>
               </w:rPr>
-              <w:t>Plateau Indigenous Communities Fund</w:t>
-            </w:r>
-          </w:p>
-        </w:tc>
-        <w:tc>
-          <w:tcPr>
-            <w:tcW w:type="dxa" w:w="2592"/>
-          </w:tcPr>
-          <w:p>
-            <w:pPr>
-              <w:spacing w:after="40"/>
-            </w:pPr>
-            <w:r/>
-            <w:r>
-              <w:rPr>
-                <w:sz w:val="18"/>
-              </w:rPr>
-              <w:t>Letter of inquiry deadline</w:t>
-            </w:r>
-          </w:p>
-        </w:tc>
-      </w:tr>
-      <w:tr>
-        <w:tc>
-          <w:tcPr>
-            <w:tcW w:type="dxa" w:w="3024"/>
-          </w:tcPr>
-          <w:p>
-            <w:pPr>
-              <w:spacing w:after="40"/>
-            </w:pPr>
-            <w:r/>
-            <w:r>
-              <w:rPr>
-                <w:sz w:val="18"/>
-              </w:rPr>
-              <w:t>Friday, December 4, 2026</w:t>
-            </w:r>
-          </w:p>
-        </w:tc>
-        <w:tc>
-          <w:tcPr>
-            <w:tcW w:type="dxa" w:w="4176"/>
-          </w:tcPr>
-          <w:p>
-            <w:pPr>
-              <w:spacing w:after="40"/>
-            </w:pPr>
-            <w:r/>
-            <w:r>
-              <w:rPr>
-                <w:sz w:val="18"/>
-              </w:rPr>
               <w:t>Stronger Nonprofits Capacity Grants</w:t>
             </w:r>
           </w:p>
@@ -707,6 +654,59 @@
                 <w:sz w:val="18"/>
               </w:rPr>
               <w:t>Friday, December 18, 2026</w:t>
+            </w:r>
+          </w:p>
+        </w:tc>
+        <w:tc>
+          <w:tcPr>
+            <w:tcW w:type="dxa" w:w="4176"/>
+          </w:tcPr>
+          <w:p>
+            <w:pPr>
+              <w:spacing w:after="40"/>
+            </w:pPr>
+            <w:r/>
+            <w:r>
+              <w:rPr>
+                <w:sz w:val="18"/>
+              </w:rPr>
+              <w:t>Plateau Indigenous Communities Fund</w:t>
+            </w:r>
+          </w:p>
+        </w:tc>
+        <w:tc>
+          <w:tcPr>
+            <w:tcW w:type="dxa" w:w="2592"/>
+          </w:tcPr>
+          <w:p>
+            <w:pPr>
+              <w:spacing w:after="40"/>
+            </w:pPr>
+            <w:r/>
+            <w:r>
+              <w:rPr>
+                <w:sz w:val="18"/>
+              </w:rPr>
+              <w:t>Letter of inquiry deadline</w:t>
+            </w:r>
+          </w:p>
+        </w:tc>
+      </w:tr>
+      <w:tr>
+        <w:tc>
+          <w:tcPr>
+            <w:tcW w:type="dxa" w:w="3024"/>
+          </w:tcPr>
+          <w:p>
+            <w:pPr>
+              <w:spacing w:after="40"/>
+            </w:pPr>
+            <w:r/>
+            <w:r>
+              <w:rPr>
+                <w:sz w:val="18"/>
+              </w:rPr>
+              <w:t>Friday, January 8, 2027</w:t>
             </w:r>
           </w:p>
         </w:tc>

--- a/documents-src/reports/cpcf-2026-2027-grants-calendar.docx
+++ b/documents-src/reports/cpcf-2026-2027-grants-calendar.docx
@@ -1236,7 +1236,7 @@
               <w:rPr>
                 <w:sz w:val="18"/>
               </w:rPr>
-              <w:t>Friday, August 20, 2027</w:t>
+              <w:t>Friday, August 27, 2027</w:t>
             </w:r>
           </w:p>
         </w:tc>
